--- a/docx/ru/BUFRCREX_CodeFlag_ru_08.docx
+++ b/docx/ru/BUFRCREX_CodeFlag_ru_08.docx
@@ -11137,7 +11137,7 @@
                 <w:b w:val="0"/>
                 <w:sz w:val="16"/>
               </w:rPr>
-              <w:t>(см. примечание 1)</w:t>
+              <w:t>Note 4: «Усредненное по времени» означает, что величины постоянно усредняются по периоду времени.</w:t>
             </w:r>
           </w:p>
         </w:tc>
@@ -11432,7 +11432,7 @@
                 <w:b w:val="0"/>
                 <w:sz w:val="16"/>
               </w:rPr>
-              <w:t>(см. примечание 2)</w:t>
+              <w:t>Note 3: «Ансамблевое среднее» означает, что ряд отдельных величин, соответствующих набору местоположений во времени, усреднен.</w:t>
             </w:r>
           </w:p>
         </w:tc>
@@ -14104,7 +14104,7 @@
                 <w:b w:val="0"/>
                 <w:sz w:val="16"/>
               </w:rPr>
-              <w:t>(см. примечание 2)</w:t>
+              <w:t>Note 93: В тех случаях, когда представлены сообщенные значения минус прогнозированные значения, период прогнозирования должен быть указан соответствующим дескриптором из класса 04.</w:t>
             </w:r>
           </w:p>
         </w:tc>
@@ -24129,7 +24129,7 @@
                 <w:b w:val="0"/>
                 <w:sz w:val="16"/>
               </w:rPr>
-              <w:t>(см. примечание)</w:t>
+              <w:t>Note 41: Уровень замерзания является уровнем, когда температура впервые снижается до 0 °С. Критерии выбора уровня замерзания при аэрологических наблюдениях следующие: a) если при запуске радиозонда приземная температура не ниже 0 °С, то самый низкий уровень, на котором температура впервые опускается до 0 °С, принимается за уровень замерзания; b) если приземная температура равняется 0 °С, то за уровень замерзания принимается приземный уровень; c) если при наблюдении не имеется уровня, на котором температура составляет ровно 0 °С, необходимо использовать два ближайших уровня, когда температура переходит от положительной к отрицательной, для интерполяции уровня замерзания, при котором температура равняется 0 °С; d) для уровня замерзания рассчитываются следующие элементы: время, высота, давление, влажность, температура точки росы, депрессия точки росы и отклонение долготы и широты.</w:t>
             </w:r>
           </w:p>
         </w:tc>
@@ -34656,7 +34656,7 @@
                 <w:b w:val="0"/>
                 <w:sz w:val="16"/>
               </w:rPr>
-              <w:t>(см. примечание)</w:t>
+              <w:t>Note 48: Когда 0 08 082 = 1, стандартный уровень указывается дескриптором из класса 07, который непосредственно следует за ним. Имеется возможность указать фактическую высоту датчика, разместив перед ним соответствующий дескриптор из класса 07.</w:t>
             </w:r>
           </w:p>
         </w:tc>

--- a/docx/ru/BUFRCREX_CodeFlag_ru_08.docx
+++ b/docx/ru/BUFRCREX_CodeFlag_ru_08.docx
@@ -22,7 +22,7 @@
           <w:b/>
           <w:sz w:val="18"/>
         </w:rPr>
-        <w:t>008001  Значимость вертикального зондирования</w:t>
+        <w:t>0 08 001  Значимость вертикального зондирования</w:t>
       </w:r>
     </w:p>
     <w:tbl>
@@ -456,7 +456,7 @@
           <w:b/>
           <w:sz w:val="18"/>
         </w:rPr>
-        <w:t>008002  Вертикальная значимость (приземные наблюдения)</w:t>
+        <w:t>0 08 002  Вертикальная значимость (приземные наблюдения)</w:t>
       </w:r>
     </w:p>
     <w:tbl>
@@ -1576,7 +1576,7 @@
           <w:b/>
           <w:sz w:val="18"/>
         </w:rPr>
-        <w:t>008003  Вертикальная значимость (спутниковые наблюдения)</w:t>
+        <w:t>0 08 003  Вертикальная значимость (спутниковые наблюдения)</w:t>
       </w:r>
     </w:p>
     <w:tbl>
@@ -2304,7 +2304,7 @@
           <w:b/>
           <w:sz w:val="18"/>
         </w:rPr>
-        <w:t>008004  Фаза полета воздушного судна</w:t>
+        <w:t>0 08 004  Фаза полета воздушного судна</w:t>
       </w:r>
     </w:p>
     <w:tbl>
@@ -2738,7 +2738,7 @@
           <w:b/>
           <w:sz w:val="18"/>
         </w:rPr>
-        <w:t>008005  Значимость метеорологической характеристики</w:t>
+        <w:t>0 08 005  Значимость метеорологической характеристики</w:t>
       </w:r>
     </w:p>
     <w:tbl>
@@ -3221,7 +3221,7 @@
           <w:b/>
           <w:sz w:val="18"/>
         </w:rPr>
-        <w:t>008006  Значимость вертикального зондирования озона</w:t>
+        <w:t>0 08 006  Значимость вертикального зондирования озона</w:t>
       </w:r>
     </w:p>
     <w:tbl>
@@ -3753,7 +3753,7 @@
           <w:b/>
           <w:sz w:val="18"/>
         </w:rPr>
-        <w:t>008007  Значимость размера</w:t>
+        <w:t>0 08 007  Значимость размера</w:t>
       </w:r>
     </w:p>
     <w:tbl>
@@ -4138,7 +4138,7 @@
           <w:b/>
           <w:sz w:val="18"/>
         </w:rPr>
-        <w:t>008008  Значимость вертикального зондирования радиации</w:t>
+        <w:t>0 08 008  Значимость вертикального зондирования радиации</w:t>
       </w:r>
     </w:p>
     <w:tbl>
@@ -4670,7 +4670,7 @@
           <w:b/>
           <w:sz w:val="18"/>
         </w:rPr>
-        <w:t>008009  Подробная фаза полета воздушного судна</w:t>
+        <w:t>0 08 009  Подробная фаза полета воздушного судна</w:t>
       </w:r>
     </w:p>
     <w:tbl>
@@ -5545,7 +5545,7 @@
           <w:b/>
           <w:sz w:val="18"/>
         </w:rPr>
-        <w:t>008010  Описатель поверхности (для данных о температуре)</w:t>
+        <w:t>0 08 010  Описатель поверхности (для данных о температуре)</w:t>
       </w:r>
     </w:p>
     <w:tbl>
@@ -6371,7 +6371,7 @@
           <w:b/>
           <w:sz w:val="18"/>
         </w:rPr>
-        <w:t>008011  Метеорологическая характеристика</w:t>
+        <w:t>0 08 011  Метеорологическая характеристика</w:t>
       </w:r>
     </w:p>
     <w:tbl>
@@ -7834,7 +7834,7 @@
           <w:b/>
           <w:sz w:val="18"/>
         </w:rPr>
-        <w:t>008012  Описатель суши/моря</w:t>
+        <w:t>0 08 012  Описатель суши/моря</w:t>
       </w:r>
     </w:p>
     <w:tbl>
@@ -8121,7 +8121,7 @@
           <w:b/>
           <w:sz w:val="18"/>
         </w:rPr>
-        <w:t>008013  Описатель дня/ночи</w:t>
+        <w:t>0 08 013  Описатель дня/ночи</w:t>
       </w:r>
     </w:p>
     <w:tbl>
@@ -8408,7 +8408,7 @@
           <w:b/>
           <w:sz w:val="18"/>
         </w:rPr>
-        <w:t>008014  Описатель дальности видимости на взлетно-посадочной полосе</w:t>
+        <w:t>0 08 014  Описатель дальности видимости на взлетно-посадочной полосе</w:t>
       </w:r>
     </w:p>
     <w:tbl>
@@ -9038,7 +9038,7 @@
           <w:b/>
           <w:sz w:val="18"/>
         </w:rPr>
-        <w:t>008015  Значимый описатель для датчика</w:t>
+        <w:t>0 08 015  Значимый описатель для датчика</w:t>
       </w:r>
     </w:p>
     <w:tbl>
@@ -9374,7 +9374,7 @@
           <w:b/>
           <w:sz w:val="18"/>
         </w:rPr>
-        <w:t>008016  Описатель изменения прогноза трендового типа или прогноза по аэродрому</w:t>
+        <w:t>0 08 016  Описатель изменения прогноза трендового типа или прогноза по аэродрому</w:t>
       </w:r>
     </w:p>
     <w:tbl>
@@ -9759,7 +9759,7 @@
           <w:b/>
           <w:sz w:val="18"/>
         </w:rPr>
-        <w:t>008017  Описатель времени, когда ожидается изменение прогноза</w:t>
+        <w:t>0 08 017  Описатель времени, когда ожидается изменение прогноза</w:t>
       </w:r>
     </w:p>
     <w:tbl>
@@ -10046,7 +10046,7 @@
           <w:b/>
           <w:sz w:val="18"/>
         </w:rPr>
-        <w:t>008018  Тип поверхности суша/лед по наблюдениям SEAWINDS</w:t>
+        <w:t>0 08 018  Тип поверхности суша/лед по наблюдениям SEAWINDS</w:t>
       </w:r>
     </w:p>
     <w:tbl>
@@ -10480,7 +10480,7 @@
           <w:b/>
           <w:sz w:val="18"/>
         </w:rPr>
-        <w:t>008019  Определитель для следующего указателя центра</w:t>
+        <w:t>0 08 019  Определитель для следующего указателя центра</w:t>
       </w:r>
     </w:p>
     <w:tbl>
@@ -11012,7 +11012,7 @@
           <w:b/>
           <w:sz w:val="18"/>
         </w:rPr>
-        <w:t>008021  Значимость времени</w:t>
+        <w:t>0 08 021  Значимость времени</w:t>
       </w:r>
     </w:p>
     <w:tbl>
@@ -12673,7 +12673,7 @@
           <w:b/>
           <w:sz w:val="18"/>
         </w:rPr>
-        <w:t>008023  Статистические данные первого порядка</w:t>
+        <w:t>0 08 023  Статистические данные первого порядка</w:t>
       </w:r>
     </w:p>
     <w:tbl>
@@ -13597,7 +13597,7 @@
           <w:b/>
           <w:sz w:val="18"/>
         </w:rPr>
-        <w:t>008024  Данные о разностях</w:t>
+        <w:t>0 08 024  Данные о разностях</w:t>
       </w:r>
     </w:p>
     <w:tbl>
@@ -14522,7 +14522,7 @@
           <w:b/>
           <w:sz w:val="18"/>
         </w:rPr>
-        <w:t>008025  Описатель разницы во времени</w:t>
+        <w:t>0 08 025  Описатель разницы во времени</w:t>
       </w:r>
     </w:p>
     <w:tbl>
@@ -14956,7 +14956,7 @@
           <w:b/>
           <w:sz w:val="18"/>
         </w:rPr>
-        <w:t>008026  Значимость матрицы</w:t>
+        <w:t>0 08 026  Значимость матрицы</w:t>
       </w:r>
     </w:p>
     <w:tbl>
@@ -15390,7 +15390,7 @@
           <w:b/>
           <w:sz w:val="18"/>
         </w:rPr>
-        <w:t>008029  Тип поверхности</w:t>
+        <w:t>0 08 029  Тип поверхности</w:t>
       </w:r>
     </w:p>
     <w:tbl>
@@ -16363,7 +16363,7 @@
           <w:b/>
           <w:sz w:val="18"/>
         </w:rPr>
-        <w:t>008032  Состояние функционирования</w:t>
+        <w:t>0 08 032  Состояние функционирования</w:t>
       </w:r>
     </w:p>
     <w:tbl>
@@ -16846,7 +16846,7 @@
           <w:b/>
           <w:sz w:val="18"/>
         </w:rPr>
-        <w:t>008033  Метод вычисления процента достоверности</w:t>
+        <w:t>0 08 033  Метод вычисления процента достоверности</w:t>
       </w:r>
     </w:p>
     <w:tbl>
@@ -17280,7 +17280,7 @@
           <w:b/>
           <w:sz w:val="18"/>
         </w:rPr>
-        <w:t>008034  Описатель измерения температуры/солености</w:t>
+        <w:t>0 08 034  Описатель измерения температуры/солености</w:t>
       </w:r>
     </w:p>
     <w:tbl>
@@ -17910,7 +17910,7 @@
           <w:b/>
           <w:sz w:val="18"/>
         </w:rPr>
-        <w:t>008035  Тип проводимого мониторинга</w:t>
+        <w:t>0 08 035  Тип проводимого мониторинга</w:t>
       </w:r>
     </w:p>
     <w:tbl>
@@ -18393,7 +18393,7 @@
           <w:b/>
           <w:sz w:val="18"/>
         </w:rPr>
-        <w:t>008036  Тип центра или станции, проводящей мониторинг</w:t>
+        <w:t>0 08 036  Тип центра или станции, проводящей мониторинг</w:t>
       </w:r>
     </w:p>
     <w:tbl>
@@ -18876,7 +18876,7 @@
           <w:b/>
           <w:sz w:val="18"/>
         </w:rPr>
-        <w:t>008037  Значимость базовой проверки</w:t>
+        <w:t>0 08 037  Значимость базовой проверки</w:t>
       </w:r>
     </w:p>
     <w:tbl>
@@ -19212,7 +19212,7 @@
           <w:b/>
           <w:sz w:val="18"/>
         </w:rPr>
-        <w:t>008038  Значимость показаний прибора</w:t>
+        <w:t>0 08 038  Значимость показаний прибора</w:t>
       </w:r>
     </w:p>
     <w:tbl>
@@ -19499,7 +19499,7 @@
           <w:b/>
           <w:sz w:val="18"/>
         </w:rPr>
-        <w:t>008039  Значимость времени (авиационный прогноз)</w:t>
+        <w:t>0 08 039  Значимость времени (авиационный прогноз)</w:t>
       </w:r>
     </w:p>
     <w:tbl>
@@ -20031,7 +20031,7 @@
           <w:b/>
           <w:sz w:val="18"/>
         </w:rPr>
-        <w:t>008040  Особые точки по данным радиозондирования</w:t>
+        <w:t>0 08 040  Особые точки по данным радиозондирования</w:t>
       </w:r>
     </w:p>
     <w:tbl>
@@ -22572,7 +22572,7 @@
           <w:b/>
           <w:sz w:val="18"/>
         </w:rPr>
-        <w:t>008041  Значимость данных</w:t>
+        <w:t>0 08 041  Значимость данных</w:t>
       </w:r>
     </w:p>
     <w:tbl>
@@ -23447,7 +23447,7 @@
           <w:b/>
           <w:sz w:val="18"/>
         </w:rPr>
-        <w:t>008042  Значимость продленного вертикального зондирования</w:t>
+        <w:t>0 08 042  Значимость продленного вертикального зондирования</w:t>
       </w:r>
     </w:p>
     <w:tbl>
@@ -24421,7 +24421,7 @@
           <w:b/>
           <w:sz w:val="18"/>
         </w:rPr>
-        <w:t>008043  Тип химических или физических составляющих атмосферы</w:t>
+        <w:t>0 08 043  Тип химических или физических составляющих атмосферы</w:t>
       </w:r>
     </w:p>
     <w:tbl>
@@ -26146,7 +26146,7 @@
           <w:b/>
           <w:sz w:val="18"/>
         </w:rPr>
-        <w:t>008050  Определитель для ряда отсутствующих значений при расчете статистических данных</w:t>
+        <w:t>0 08 050  Определитель для ряда отсутствующих значений при расчете статистических данных</w:t>
       </w:r>
     </w:p>
     <w:tbl>
@@ -26825,7 +26825,7 @@
           <w:b/>
           <w:sz w:val="18"/>
         </w:rPr>
-        <w:t>008051  Описатель числа отсутствующих значений в расчетах статистики</w:t>
+        <w:t>0 08 051  Описатель числа отсутствующих значений в расчетах статистики</w:t>
       </w:r>
     </w:p>
     <w:tbl>
@@ -27259,7 +27259,7 @@
           <w:b/>
           <w:sz w:val="18"/>
         </w:rPr>
-        <w:t>008052  Условие, для которого далее указывается число дней с явлением</w:t>
+        <w:t>0 08 052  Условие, для которого далее указывается число дней с явлением</w:t>
       </w:r>
     </w:p>
     <w:tbl>
@@ -28673,7 +28673,7 @@
           <w:b/>
           <w:sz w:val="18"/>
         </w:rPr>
-        <w:t>008053  Описатель дня с явлением</w:t>
+        <w:t>0 08 053  Описатель дня с явлением</w:t>
       </w:r>
     </w:p>
     <w:tbl>
@@ -28960,7 +28960,7 @@
           <w:b/>
           <w:sz w:val="18"/>
         </w:rPr>
-        <w:t>008054  Описатель скорости ветра или порывов ветра</w:t>
+        <w:t>0 08 054  Описатель скорости ветра или порывов ветра</w:t>
       </w:r>
     </w:p>
     <w:tbl>
@@ -29247,7 +29247,7 @@
           <w:b/>
           <w:sz w:val="18"/>
         </w:rPr>
-        <w:t>008060  Значимость режима сканирования выборки</w:t>
+        <w:t>0 08 060  Значимость режима сканирования выборки</w:t>
       </w:r>
     </w:p>
     <w:tbl>
@@ -29779,7 +29779,7 @@
           <w:b/>
           <w:sz w:val="18"/>
         </w:rPr>
-        <w:t>008065  Указатель солнечных бликов</w:t>
+        <w:t>0 08 065  Указатель солнечных бликов</w:t>
       </w:r>
     </w:p>
     <w:tbl>
@@ -30066,7 +30066,7 @@
           <w:b/>
           <w:sz w:val="18"/>
         </w:rPr>
-        <w:t>008066  Указатель полупрозрачности</w:t>
+        <w:t>0 08 066  Указатель полупрозрачности</w:t>
       </w:r>
     </w:p>
     <w:tbl>
@@ -30353,7 +30353,7 @@
           <w:b/>
           <w:sz w:val="18"/>
         </w:rPr>
-        <w:t>008070  Описатель продукции вертикального зондирования</w:t>
+        <w:t>0 08 070  Описатель продукции вертикального зондирования</w:t>
       </w:r>
     </w:p>
     <w:tbl>
@@ -30787,7 +30787,7 @@
           <w:b/>
           <w:sz w:val="18"/>
         </w:rPr>
-        <w:t>008072  Тип элемента(ов) изображения</w:t>
+        <w:t>0 08 072  Тип элемента(ов) изображения</w:t>
       </w:r>
     </w:p>
     <w:tbl>
@@ -31221,7 +31221,7 @@
           <w:b/>
           <w:sz w:val="18"/>
         </w:rPr>
-        <w:t>008074  Тип отраженного сигнала альтиметра</w:t>
+        <w:t>0 08 074  Тип отраженного сигнала альтиметра</w:t>
       </w:r>
     </w:p>
     <w:tbl>
@@ -31508,7 +31508,7 @@
           <w:b/>
           <w:sz w:val="18"/>
         </w:rPr>
-        <w:t>008075  Определитель восходящей/нисходящей орбиты</w:t>
+        <w:t>0 08 075  Определитель восходящей/нисходящей орбиты</w:t>
       </w:r>
     </w:p>
     <w:tbl>
@@ -31795,7 +31795,7 @@
           <w:b/>
           <w:sz w:val="18"/>
         </w:rPr>
-        <w:t>008076  Тип полосы</w:t>
+        <w:t>0 08 076  Тип полосы</w:t>
       </w:r>
     </w:p>
     <w:tbl>
@@ -32376,7 +32376,7 @@
           <w:b/>
           <w:sz w:val="18"/>
         </w:rPr>
-        <w:t>008077  Тип поверхности, зондируемой радиометром</w:t>
+        <w:t>0 08 077  Тип поверхности, зондируемой радиометром</w:t>
       </w:r>
     </w:p>
     <w:tbl>
@@ -32859,7 +32859,7 @@
           <w:b/>
           <w:sz w:val="18"/>
         </w:rPr>
-        <w:t>008079  Статус продукции</w:t>
+        <w:t>0 08 079  Статус продукции</w:t>
       </w:r>
     </w:p>
     <w:tbl>
@@ -33440,7 +33440,7 @@
           <w:b/>
           <w:sz w:val="18"/>
         </w:rPr>
-        <w:t>008080  Описатель флага качества ГТСПП</w:t>
+        <w:t>0 08 080  Описатель флага качества ГТСПП</w:t>
       </w:r>
     </w:p>
     <w:tbl>
@@ -34364,7 +34364,7 @@
           <w:b/>
           <w:sz w:val="18"/>
         </w:rPr>
-        <w:t>008081  Тип оборудования</w:t>
+        <w:t>0 08 081  Тип оборудования</w:t>
       </w:r>
     </w:p>
     <w:tbl>
@@ -34749,7 +34749,7 @@
           <w:b/>
           <w:sz w:val="18"/>
         </w:rPr>
-        <w:t>008082  Модификация высоты датчика по другому значению</w:t>
+        <w:t>0 08 082  Модификация высоты датчика по другому значению</w:t>
       </w:r>
     </w:p>
     <w:tbl>
@@ -35037,7 +35037,7 @@
           <w:b/>
           <w:sz w:val="18"/>
         </w:rPr>
-        <w:t>008083  Указатель номинального значения</w:t>
+        <w:t>0 08 083  Указатель номинального значения</w:t>
       </w:r>
     </w:p>
     <w:tbl>
@@ -35667,7 +35667,7 @@
           <w:b/>
           <w:sz w:val="18"/>
         </w:rPr>
-        <w:t>008085  Указатель луча</w:t>
+        <w:t>0 08 085  Указатель луча</w:t>
       </w:r>
     </w:p>
     <w:tbl>
@@ -36003,7 +36003,7 @@
           <w:b/>
           <w:sz w:val="18"/>
         </w:rPr>
-        <w:t>008086  Вертикальная значимость данных для ЧПП</w:t>
+        <w:t>0 08 086  Вертикальная значимость данных для ЧПП</w:t>
       </w:r>
     </w:p>
     <w:tbl>
@@ -36682,7 +36682,7 @@
           <w:b/>
           <w:sz w:val="18"/>
         </w:rPr>
-        <w:t>008087  Угловая позиция наблюдения</w:t>
+        <w:t>0 08 087  Угловая позиция наблюдения</w:t>
       </w:r>
     </w:p>
     <w:tbl>
@@ -37067,7 +37067,7 @@
           <w:b/>
           <w:sz w:val="18"/>
         </w:rPr>
-        <w:t>008088  Значимость карты</w:t>
+        <w:t>0 08 088  Значимость карты</w:t>
       </w:r>
     </w:p>
     <w:tbl>
@@ -37403,7 +37403,7 @@
           <w:b/>
           <w:sz w:val="18"/>
         </w:rPr>
-        <w:t>008091  Значимость координат</w:t>
+        <w:t>0 08 091  Значимость координат</w:t>
       </w:r>
     </w:p>
     <w:tbl>
@@ -38082,7 +38082,7 @@
           <w:b/>
           <w:sz w:val="18"/>
         </w:rPr>
-        <w:t>008092  Выражение неопределенности измерения</w:t>
+        <w:t>0 08 092  Выражение неопределенности измерения</w:t>
       </w:r>
     </w:p>
     <w:tbl>
@@ -38320,7 +38320,7 @@
           <w:b/>
           <w:sz w:val="18"/>
         </w:rPr>
-        <w:t>008093  Значимость неопределенности измерения</w:t>
+        <w:t>0 08 093  Значимость неопределенности измерения</w:t>
       </w:r>
     </w:p>
     <w:tbl>
